--- a/APLOS/POPResources/Templates/ServiceRequisition202034.docx
+++ b/APLOS/POPResources/Templates/ServiceRequisition202034.docx
@@ -1,6 +1,6 @@
 
 <file path=word/document.xml><?xml version="1.0" encoding="utf-8"?>
-<w:document xmlns:wpc="http://schemas.microsoft.com/office/word/2010/wordprocessingCanvas" xmlns:mc="http://schemas.openxmlformats.org/markup-compatibility/2006" xmlns:o="urn:schemas-microsoft-com:office:office" xmlns:r="http://schemas.openxmlformats.org/officeDocument/2006/relationships" xmlns:m="http://schemas.openxmlformats.org/officeDocument/2006/math" xmlns:v="urn:schemas-microsoft-com:vml" xmlns:wp14="http://schemas.microsoft.com/office/word/2010/wordprocessingDrawing" xmlns:wp="http://schemas.openxmlformats.org/drawingml/2006/wordprocessingDrawing" xmlns:w10="urn:schemas-microsoft-com:office:word" xmlns:w="http://schemas.openxmlformats.org/wordprocessingml/2006/main" xmlns:w14="http://schemas.microsoft.com/office/word/2010/wordml" xmlns:w15="http://schemas.microsoft.com/office/word/2012/wordml" xmlns:wpg="http://schemas.microsoft.com/office/word/2010/wordprocessingGroup" xmlns:wpi="http://schemas.microsoft.com/office/word/2010/wordprocessingInk" xmlns:wne="http://schemas.microsoft.com/office/word/2006/wordml" xmlns:wps="http://schemas.microsoft.com/office/word/2010/wordprocessingShape" mc:Ignorable="w14 w15 wp14">
+<w:document xmlns:wpc="http://schemas.microsoft.com/office/word/2010/wordprocessingCanvas" xmlns:cx="http://schemas.microsoft.com/office/drawing/2014/chartex" xmlns:cx1="http://schemas.microsoft.com/office/drawing/2015/9/8/chartex" xmlns:cx2="http://schemas.microsoft.com/office/drawing/2015/10/21/chartex" xmlns:cx3="http://schemas.microsoft.com/office/drawing/2016/5/9/chartex" xmlns:cx4="http://schemas.microsoft.com/office/drawing/2016/5/10/chartex" xmlns:cx5="http://schemas.microsoft.com/office/drawing/2016/5/11/chartex" xmlns:cx6="http://schemas.microsoft.com/office/drawing/2016/5/12/chartex" xmlns:cx7="http://schemas.microsoft.com/office/drawing/2016/5/13/chartex" xmlns:cx8="http://schemas.microsoft.com/office/drawing/2016/5/14/chartex" xmlns:mc="http://schemas.openxmlformats.org/markup-compatibility/2006" xmlns:aink="http://schemas.microsoft.com/office/drawing/2016/ink" xmlns:am3d="http://schemas.microsoft.com/office/drawing/2017/model3d" xmlns:o="urn:schemas-microsoft-com:office:office" xmlns:oel="http://schemas.microsoft.com/office/2019/extlst" xmlns:r="http://schemas.openxmlformats.org/officeDocument/2006/relationships" xmlns:m="http://schemas.openxmlformats.org/officeDocument/2006/math" xmlns:v="urn:schemas-microsoft-com:vml" xmlns:wp14="http://schemas.microsoft.com/office/word/2010/wordprocessingDrawing" xmlns:wp="http://schemas.openxmlformats.org/drawingml/2006/wordprocessingDrawing" xmlns:w10="urn:schemas-microsoft-com:office:word" xmlns:w="http://schemas.openxmlformats.org/wordprocessingml/2006/main" xmlns:w14="http://schemas.microsoft.com/office/word/2010/wordml" xmlns:w15="http://schemas.microsoft.com/office/word/2012/wordml" xmlns:w16cex="http://schemas.microsoft.com/office/word/2018/wordml/cex" xmlns:w16cid="http://schemas.microsoft.com/office/word/2016/wordml/cid" xmlns:w16="http://schemas.microsoft.com/office/word/2018/wordml" xmlns:w16du="http://schemas.microsoft.com/office/word/2023/wordml/word16du" xmlns:w16sdtdh="http://schemas.microsoft.com/office/word/2020/wordml/sdtdatahash" xmlns:w16se="http://schemas.microsoft.com/office/word/2015/wordml/symex" xmlns:wpg="http://schemas.microsoft.com/office/word/2010/wordprocessingGroup" xmlns:wpi="http://schemas.microsoft.com/office/word/2010/wordprocessingInk" xmlns:wne="http://schemas.microsoft.com/office/word/2006/wordml" xmlns:wps="http://schemas.microsoft.com/office/word/2010/wordprocessingShape" mc:Ignorable="w14 w15 w16se w16cid w16 w16cex w16sdtdh w16du wp14">
   <w:body>
     <w:p/>
     <w:p>
@@ -426,7 +426,27 @@
                 <w:sz w:val="16"/>
                 <w:szCs w:val="16"/>
               </w:rPr>
-              <w:t>{requirementReason}</w:t>
+              <w:t>{</w:t>
+            </w:r>
+            <w:r>
+              <w:rPr>
+                <w:rFonts w:ascii="Tahoma" w:eastAsia="Times New Roman" w:hAnsi="Tahoma" w:cs="Tahoma"/>
+                <w:bCs/>
+                <w:color w:val="000000"/>
+                <w:sz w:val="16"/>
+                <w:szCs w:val="16"/>
+              </w:rPr>
+              <w:t>Reason</w:t>
+            </w:r>
+            <w:r>
+              <w:rPr>
+                <w:rFonts w:ascii="Tahoma" w:eastAsia="Times New Roman" w:hAnsi="Tahoma" w:cs="Tahoma"/>
+                <w:bCs/>
+                <w:color w:val="000000"/>
+                <w:sz w:val="16"/>
+                <w:szCs w:val="16"/>
+              </w:rPr>
+              <w:t>}</w:t>
             </w:r>
           </w:p>
         </w:tc>
@@ -766,7 +786,7 @@
                       </mc:Choice>
                       <mc:Fallback>
                         <w:pict>
-                          <v:line w14:anchorId="562FD0B8" id="Straight Connector 1" o:spid="_x0000_s1026" style="position:absolute;flip:x;z-index:251659264;visibility:visible;mso-wrap-style:square;mso-width-percent:0;mso-height-percent:0;mso-wrap-distance-left:9pt;mso-wrap-distance-top:0;mso-wrap-distance-right:9pt;mso-wrap-distance-bottom:0;mso-position-horizontal:absolute;mso-position-horizontal-relative:text;mso-position-vertical:absolute;mso-position-vertical-relative:text;mso-width-percent:0;mso-height-percent:0;mso-width-relative:margin;mso-height-relative:margin" from="30.2pt,8.35pt" to="139.75pt,8.35pt" o:gfxdata="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" strokecolor="black [3213]" strokeweight=".5pt">
+                          <v:line w14:anchorId="14A56FB0" id="Straight Connector 1" o:spid="_x0000_s1026" style="position:absolute;flip:x;z-index:251659264;visibility:visible;mso-wrap-style:square;mso-width-percent:0;mso-height-percent:0;mso-wrap-distance-left:9pt;mso-wrap-distance-top:0;mso-wrap-distance-right:9pt;mso-wrap-distance-bottom:0;mso-position-horizontal:absolute;mso-position-horizontal-relative:text;mso-position-vertical:absolute;mso-position-vertical-relative:text;mso-width-percent:0;mso-height-percent:0;mso-width-relative:margin;mso-height-relative:margin" from="30.2pt,8.35pt" to="139.75pt,8.35pt" o:gfxdata="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" strokecolor="black [3213]" strokeweight=".5pt">
                             <v:stroke joinstyle="miter"/>
                           </v:line>
                         </w:pict>
@@ -887,7 +907,7 @@
                       </mc:Choice>
                       <mc:Fallback>
                         <w:pict>
-                          <v:line w14:anchorId="02C9CC54" id="Straight Connector 3" o:spid="_x0000_s1026" style="position:absolute;z-index:251660288;visibility:visible;mso-wrap-style:square;mso-width-percent:0;mso-wrap-distance-left:9pt;mso-wrap-distance-top:0;mso-wrap-distance-right:9pt;mso-wrap-distance-bottom:0;mso-position-horizontal:absolute;mso-position-horizontal-relative:text;mso-position-vertical:absolute;mso-position-vertical-relative:text;mso-width-percent:0;mso-width-relative:margin" from="23.5pt,8.35pt" to="143.7pt,8.35pt" o:gfxdata="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" strokecolor="black [3213]" strokeweight=".5pt">
+                          <v:line w14:anchorId="71CCB6FF" id="Straight Connector 3" o:spid="_x0000_s1026" style="position:absolute;z-index:251660288;visibility:visible;mso-wrap-style:square;mso-width-percent:0;mso-wrap-distance-left:9pt;mso-wrap-distance-top:0;mso-wrap-distance-right:9pt;mso-wrap-distance-bottom:0;mso-position-horizontal:absolute;mso-position-horizontal-relative:text;mso-position-vertical:absolute;mso-position-vertical-relative:text;mso-width-percent:0;mso-width-relative:margin" from="23.5pt,8.35pt" to="143.7pt,8.35pt" o:gfxdata="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" strokecolor="black [3213]" strokeweight=".5pt">
                             <v:stroke joinstyle="miter"/>
                           </v:line>
                         </w:pict>
@@ -1005,7 +1025,7 @@
                       </mc:Choice>
                       <mc:Fallback>
                         <w:pict>
-                          <v:line w14:anchorId="49669BB7" id="Straight Connector 5" o:spid="_x0000_s1026" style="position:absolute;z-index:251661312;visibility:visible;mso-wrap-style:square;mso-wrap-distance-left:9pt;mso-wrap-distance-top:0;mso-wrap-distance-right:9pt;mso-wrap-distance-bottom:0;mso-position-horizontal:absolute;mso-position-horizontal-relative:text;mso-position-vertical:absolute;mso-position-vertical-relative:text" from="31.2pt,8.35pt" to="143.25pt,8.35pt" o:gfxdata="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" strokecolor="black [3213]" strokeweight=".5pt">
+                          <v:line w14:anchorId="23B12F08" id="Straight Connector 5" o:spid="_x0000_s1026" style="position:absolute;z-index:251661312;visibility:visible;mso-wrap-style:square;mso-wrap-distance-left:9pt;mso-wrap-distance-top:0;mso-wrap-distance-right:9pt;mso-wrap-distance-bottom:0;mso-position-horizontal:absolute;mso-position-horizontal-relative:text;mso-position-vertical:absolute;mso-position-vertical-relative:text" from="31.2pt,8.35pt" to="143.25pt,8.35pt" o:gfxdata="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" strokecolor="black [3213]" strokeweight=".5pt">
                             <v:stroke joinstyle="miter"/>
                           </v:line>
                         </w:pict>
@@ -1249,8 +1269,6 @@
       <w:r>
         <w:tab/>
       </w:r>
-      <w:bookmarkStart w:id="0" w:name="_GoBack"/>
-      <w:bookmarkEnd w:id="0"/>
     </w:p>
     <w:p/>
     <w:p/>
@@ -1284,7 +1302,7 @@
 </file>
 
 <file path=word/endnotes.xml><?xml version="1.0" encoding="utf-8"?>
-<w:endnotes xmlns:wpc="http://schemas.microsoft.com/office/word/2010/wordprocessingCanvas" xmlns:mc="http://schemas.openxmlformats.org/markup-compatibility/2006" xmlns:o="urn:schemas-microsoft-com:office:office" xmlns:r="http://schemas.openxmlformats.org/officeDocument/2006/relationships" xmlns:m="http://schemas.openxmlformats.org/officeDocument/2006/math" xmlns:v="urn:schemas-microsoft-com:vml" xmlns:wp14="http://schemas.microsoft.com/office/word/2010/wordprocessingDrawing" xmlns:wp="http://schemas.openxmlformats.org/drawingml/2006/wordprocessingDrawing" xmlns:w10="urn:schemas-microsoft-com:office:word" xmlns:w="http://schemas.openxmlformats.org/wordprocessingml/2006/main" xmlns:w14="http://schemas.microsoft.com/office/word/2010/wordml" xmlns:w15="http://schemas.microsoft.com/office/word/2012/wordml" xmlns:wpg="http://schemas.microsoft.com/office/word/2010/wordprocessingGroup" xmlns:wpi="http://schemas.microsoft.com/office/word/2010/wordprocessingInk" xmlns:wne="http://schemas.microsoft.com/office/word/2006/wordml" xmlns:wps="http://schemas.microsoft.com/office/word/2010/wordprocessingShape" mc:Ignorable="w14 w15 wp14">
+<w:endnotes xmlns:wpc="http://schemas.microsoft.com/office/word/2010/wordprocessingCanvas" xmlns:cx="http://schemas.microsoft.com/office/drawing/2014/chartex" xmlns:cx1="http://schemas.microsoft.com/office/drawing/2015/9/8/chartex" xmlns:cx2="http://schemas.microsoft.com/office/drawing/2015/10/21/chartex" xmlns:cx3="http://schemas.microsoft.com/office/drawing/2016/5/9/chartex" xmlns:cx4="http://schemas.microsoft.com/office/drawing/2016/5/10/chartex" xmlns:cx5="http://schemas.microsoft.com/office/drawing/2016/5/11/chartex" xmlns:cx6="http://schemas.microsoft.com/office/drawing/2016/5/12/chartex" xmlns:cx7="http://schemas.microsoft.com/office/drawing/2016/5/13/chartex" xmlns:cx8="http://schemas.microsoft.com/office/drawing/2016/5/14/chartex" xmlns:mc="http://schemas.openxmlformats.org/markup-compatibility/2006" xmlns:aink="http://schemas.microsoft.com/office/drawing/2016/ink" xmlns:am3d="http://schemas.microsoft.com/office/drawing/2017/model3d" xmlns:o="urn:schemas-microsoft-com:office:office" xmlns:oel="http://schemas.microsoft.com/office/2019/extlst" xmlns:r="http://schemas.openxmlformats.org/officeDocument/2006/relationships" xmlns:m="http://schemas.openxmlformats.org/officeDocument/2006/math" xmlns:v="urn:schemas-microsoft-com:vml" xmlns:wp14="http://schemas.microsoft.com/office/word/2010/wordprocessingDrawing" xmlns:wp="http://schemas.openxmlformats.org/drawingml/2006/wordprocessingDrawing" xmlns:w10="urn:schemas-microsoft-com:office:word" xmlns:w="http://schemas.openxmlformats.org/wordprocessingml/2006/main" xmlns:w14="http://schemas.microsoft.com/office/word/2010/wordml" xmlns:w15="http://schemas.microsoft.com/office/word/2012/wordml" xmlns:w16cex="http://schemas.microsoft.com/office/word/2018/wordml/cex" xmlns:w16cid="http://schemas.microsoft.com/office/word/2016/wordml/cid" xmlns:w16="http://schemas.microsoft.com/office/word/2018/wordml" xmlns:w16du="http://schemas.microsoft.com/office/word/2023/wordml/word16du" xmlns:w16sdtdh="http://schemas.microsoft.com/office/word/2020/wordml/sdtdatahash" xmlns:w16se="http://schemas.microsoft.com/office/word/2015/wordml/symex" xmlns:wpg="http://schemas.microsoft.com/office/word/2010/wordprocessingGroup" xmlns:wpi="http://schemas.microsoft.com/office/word/2010/wordprocessingInk" xmlns:wne="http://schemas.microsoft.com/office/word/2006/wordml" xmlns:wps="http://schemas.microsoft.com/office/word/2010/wordprocessingShape" mc:Ignorable="w14 w15 w16se w16cid w16 w16cex w16sdtdh w16du wp14">
   <w:endnote w:type="separator" w:id="-1">
     <w:p>
       <w:r>
@@ -1303,7 +1321,7 @@
 </file>
 
 <file path=word/footer1.xml><?xml version="1.0" encoding="utf-8"?>
-<w:ftr xmlns:wpc="http://schemas.microsoft.com/office/word/2010/wordprocessingCanvas" xmlns:mc="http://schemas.openxmlformats.org/markup-compatibility/2006" xmlns:o="urn:schemas-microsoft-com:office:office" xmlns:r="http://schemas.openxmlformats.org/officeDocument/2006/relationships" xmlns:m="http://schemas.openxmlformats.org/officeDocument/2006/math" xmlns:v="urn:schemas-microsoft-com:vml" xmlns:wp14="http://schemas.microsoft.com/office/word/2010/wordprocessingDrawing" xmlns:wp="http://schemas.openxmlformats.org/drawingml/2006/wordprocessingDrawing" xmlns:w10="urn:schemas-microsoft-com:office:word" xmlns:w="http://schemas.openxmlformats.org/wordprocessingml/2006/main" xmlns:w14="http://schemas.microsoft.com/office/word/2010/wordml" xmlns:w15="http://schemas.microsoft.com/office/word/2012/wordml" xmlns:wpg="http://schemas.microsoft.com/office/word/2010/wordprocessingGroup" xmlns:wpi="http://schemas.microsoft.com/office/word/2010/wordprocessingInk" xmlns:wne="http://schemas.microsoft.com/office/word/2006/wordml" xmlns:wps="http://schemas.microsoft.com/office/word/2010/wordprocessingShape" mc:Ignorable="w14 w15 wp14">
+<w:ftr xmlns:wpc="http://schemas.microsoft.com/office/word/2010/wordprocessingCanvas" xmlns:cx="http://schemas.microsoft.com/office/drawing/2014/chartex" xmlns:cx1="http://schemas.microsoft.com/office/drawing/2015/9/8/chartex" xmlns:cx2="http://schemas.microsoft.com/office/drawing/2015/10/21/chartex" xmlns:cx3="http://schemas.microsoft.com/office/drawing/2016/5/9/chartex" xmlns:cx4="http://schemas.microsoft.com/office/drawing/2016/5/10/chartex" xmlns:cx5="http://schemas.microsoft.com/office/drawing/2016/5/11/chartex" xmlns:cx6="http://schemas.microsoft.com/office/drawing/2016/5/12/chartex" xmlns:cx7="http://schemas.microsoft.com/office/drawing/2016/5/13/chartex" xmlns:cx8="http://schemas.microsoft.com/office/drawing/2016/5/14/chartex" xmlns:mc="http://schemas.openxmlformats.org/markup-compatibility/2006" xmlns:aink="http://schemas.microsoft.com/office/drawing/2016/ink" xmlns:am3d="http://schemas.microsoft.com/office/drawing/2017/model3d" xmlns:o="urn:schemas-microsoft-com:office:office" xmlns:oel="http://schemas.microsoft.com/office/2019/extlst" xmlns:r="http://schemas.openxmlformats.org/officeDocument/2006/relationships" xmlns:m="http://schemas.openxmlformats.org/officeDocument/2006/math" xmlns:v="urn:schemas-microsoft-com:vml" xmlns:wp14="http://schemas.microsoft.com/office/word/2010/wordprocessingDrawing" xmlns:wp="http://schemas.openxmlformats.org/drawingml/2006/wordprocessingDrawing" xmlns:w10="urn:schemas-microsoft-com:office:word" xmlns:w="http://schemas.openxmlformats.org/wordprocessingml/2006/main" xmlns:w14="http://schemas.microsoft.com/office/word/2010/wordml" xmlns:w15="http://schemas.microsoft.com/office/word/2012/wordml" xmlns:w16cex="http://schemas.microsoft.com/office/word/2018/wordml/cex" xmlns:w16cid="http://schemas.microsoft.com/office/word/2016/wordml/cid" xmlns:w16="http://schemas.microsoft.com/office/word/2018/wordml" xmlns:w16du="http://schemas.microsoft.com/office/word/2023/wordml/word16du" xmlns:w16sdtdh="http://schemas.microsoft.com/office/word/2020/wordml/sdtdatahash" xmlns:w16se="http://schemas.microsoft.com/office/word/2015/wordml/symex" xmlns:wpg="http://schemas.microsoft.com/office/word/2010/wordprocessingGroup" xmlns:wpi="http://schemas.microsoft.com/office/word/2010/wordprocessingInk" xmlns:wne="http://schemas.microsoft.com/office/word/2006/wordml" xmlns:wps="http://schemas.microsoft.com/office/word/2010/wordprocessingShape" mc:Ignorable="w14 w15 w16se w16cid w16 w16cex w16sdtdh w16du wp14">
   <w:sdt>
     <w:sdtPr>
       <w:id w:val="-748413546"/>
@@ -1361,7 +1379,7 @@
 </file>
 
 <file path=word/footnotes.xml><?xml version="1.0" encoding="utf-8"?>
-<w:footnotes xmlns:wpc="http://schemas.microsoft.com/office/word/2010/wordprocessingCanvas" xmlns:mc="http://schemas.openxmlformats.org/markup-compatibility/2006" xmlns:o="urn:schemas-microsoft-com:office:office" xmlns:r="http://schemas.openxmlformats.org/officeDocument/2006/relationships" xmlns:m="http://schemas.openxmlformats.org/officeDocument/2006/math" xmlns:v="urn:schemas-microsoft-com:vml" xmlns:wp14="http://schemas.microsoft.com/office/word/2010/wordprocessingDrawing" xmlns:wp="http://schemas.openxmlformats.org/drawingml/2006/wordprocessingDrawing" xmlns:w10="urn:schemas-microsoft-com:office:word" xmlns:w="http://schemas.openxmlformats.org/wordprocessingml/2006/main" xmlns:w14="http://schemas.microsoft.com/office/word/2010/wordml" xmlns:w15="http://schemas.microsoft.com/office/word/2012/wordml" xmlns:wpg="http://schemas.microsoft.com/office/word/2010/wordprocessingGroup" xmlns:wpi="http://schemas.microsoft.com/office/word/2010/wordprocessingInk" xmlns:wne="http://schemas.microsoft.com/office/word/2006/wordml" xmlns:wps="http://schemas.microsoft.com/office/word/2010/wordprocessingShape" mc:Ignorable="w14 w15 wp14">
+<w:footnotes xmlns:wpc="http://schemas.microsoft.com/office/word/2010/wordprocessingCanvas" xmlns:cx="http://schemas.microsoft.com/office/drawing/2014/chartex" xmlns:cx1="http://schemas.microsoft.com/office/drawing/2015/9/8/chartex" xmlns:cx2="http://schemas.microsoft.com/office/drawing/2015/10/21/chartex" xmlns:cx3="http://schemas.microsoft.com/office/drawing/2016/5/9/chartex" xmlns:cx4="http://schemas.microsoft.com/office/drawing/2016/5/10/chartex" xmlns:cx5="http://schemas.microsoft.com/office/drawing/2016/5/11/chartex" xmlns:cx6="http://schemas.microsoft.com/office/drawing/2016/5/12/chartex" xmlns:cx7="http://schemas.microsoft.com/office/drawing/2016/5/13/chartex" xmlns:cx8="http://schemas.microsoft.com/office/drawing/2016/5/14/chartex" xmlns:mc="http://schemas.openxmlformats.org/markup-compatibility/2006" xmlns:aink="http://schemas.microsoft.com/office/drawing/2016/ink" xmlns:am3d="http://schemas.microsoft.com/office/drawing/2017/model3d" xmlns:o="urn:schemas-microsoft-com:office:office" xmlns:oel="http://schemas.microsoft.com/office/2019/extlst" xmlns:r="http://schemas.openxmlformats.org/officeDocument/2006/relationships" xmlns:m="http://schemas.openxmlformats.org/officeDocument/2006/math" xmlns:v="urn:schemas-microsoft-com:vml" xmlns:wp14="http://schemas.microsoft.com/office/word/2010/wordprocessingDrawing" xmlns:wp="http://schemas.openxmlformats.org/drawingml/2006/wordprocessingDrawing" xmlns:w10="urn:schemas-microsoft-com:office:word" xmlns:w="http://schemas.openxmlformats.org/wordprocessingml/2006/main" xmlns:w14="http://schemas.microsoft.com/office/word/2010/wordml" xmlns:w15="http://schemas.microsoft.com/office/word/2012/wordml" xmlns:w16cex="http://schemas.microsoft.com/office/word/2018/wordml/cex" xmlns:w16cid="http://schemas.microsoft.com/office/word/2016/wordml/cid" xmlns:w16="http://schemas.microsoft.com/office/word/2018/wordml" xmlns:w16du="http://schemas.microsoft.com/office/word/2023/wordml/word16du" xmlns:w16sdtdh="http://schemas.microsoft.com/office/word/2020/wordml/sdtdatahash" xmlns:w16se="http://schemas.microsoft.com/office/word/2015/wordml/symex" xmlns:wpg="http://schemas.microsoft.com/office/word/2010/wordprocessingGroup" xmlns:wpi="http://schemas.microsoft.com/office/word/2010/wordprocessingInk" xmlns:wne="http://schemas.microsoft.com/office/word/2006/wordml" xmlns:wps="http://schemas.microsoft.com/office/word/2010/wordprocessingShape" mc:Ignorable="w14 w15 w16se w16cid w16 w16cex w16sdtdh w16du wp14">
   <w:footnote w:type="separator" w:id="-1">
     <w:p>
       <w:r>
@@ -1380,7 +1398,7 @@
 </file>
 
 <file path=word/header1.xml><?xml version="1.0" encoding="utf-8"?>
-<w:hdr xmlns:wpc="http://schemas.microsoft.com/office/word/2010/wordprocessingCanvas" xmlns:mc="http://schemas.openxmlformats.org/markup-compatibility/2006" xmlns:o="urn:schemas-microsoft-com:office:office" xmlns:r="http://schemas.openxmlformats.org/officeDocument/2006/relationships" xmlns:m="http://schemas.openxmlformats.org/officeDocument/2006/math" xmlns:v="urn:schemas-microsoft-com:vml" xmlns:wp14="http://schemas.microsoft.com/office/word/2010/wordprocessingDrawing" xmlns:wp="http://schemas.openxmlformats.org/drawingml/2006/wordprocessingDrawing" xmlns:w10="urn:schemas-microsoft-com:office:word" xmlns:w="http://schemas.openxmlformats.org/wordprocessingml/2006/main" xmlns:w14="http://schemas.microsoft.com/office/word/2010/wordml" xmlns:w15="http://schemas.microsoft.com/office/word/2012/wordml" xmlns:wpg="http://schemas.microsoft.com/office/word/2010/wordprocessingGroup" xmlns:wpi="http://schemas.microsoft.com/office/word/2010/wordprocessingInk" xmlns:wne="http://schemas.microsoft.com/office/word/2006/wordml" xmlns:wps="http://schemas.microsoft.com/office/word/2010/wordprocessingShape" mc:Ignorable="w14 w15 wp14">
+<w:hdr xmlns:wpc="http://schemas.microsoft.com/office/word/2010/wordprocessingCanvas" xmlns:cx="http://schemas.microsoft.com/office/drawing/2014/chartex" xmlns:cx1="http://schemas.microsoft.com/office/drawing/2015/9/8/chartex" xmlns:cx2="http://schemas.microsoft.com/office/drawing/2015/10/21/chartex" xmlns:cx3="http://schemas.microsoft.com/office/drawing/2016/5/9/chartex" xmlns:cx4="http://schemas.microsoft.com/office/drawing/2016/5/10/chartex" xmlns:cx5="http://schemas.microsoft.com/office/drawing/2016/5/11/chartex" xmlns:cx6="http://schemas.microsoft.com/office/drawing/2016/5/12/chartex" xmlns:cx7="http://schemas.microsoft.com/office/drawing/2016/5/13/chartex" xmlns:cx8="http://schemas.microsoft.com/office/drawing/2016/5/14/chartex" xmlns:mc="http://schemas.openxmlformats.org/markup-compatibility/2006" xmlns:aink="http://schemas.microsoft.com/office/drawing/2016/ink" xmlns:am3d="http://schemas.microsoft.com/office/drawing/2017/model3d" xmlns:o="urn:schemas-microsoft-com:office:office" xmlns:oel="http://schemas.microsoft.com/office/2019/extlst" xmlns:r="http://schemas.openxmlformats.org/officeDocument/2006/relationships" xmlns:m="http://schemas.openxmlformats.org/officeDocument/2006/math" xmlns:v="urn:schemas-microsoft-com:vml" xmlns:wp14="http://schemas.microsoft.com/office/word/2010/wordprocessingDrawing" xmlns:wp="http://schemas.openxmlformats.org/drawingml/2006/wordprocessingDrawing" xmlns:w10="urn:schemas-microsoft-com:office:word" xmlns:w="http://schemas.openxmlformats.org/wordprocessingml/2006/main" xmlns:w14="http://schemas.microsoft.com/office/word/2010/wordml" xmlns:w15="http://schemas.microsoft.com/office/word/2012/wordml" xmlns:w16cex="http://schemas.microsoft.com/office/word/2018/wordml/cex" xmlns:w16cid="http://schemas.microsoft.com/office/word/2016/wordml/cid" xmlns:w16="http://schemas.microsoft.com/office/word/2018/wordml" xmlns:w16du="http://schemas.microsoft.com/office/word/2023/wordml/word16du" xmlns:w16sdtdh="http://schemas.microsoft.com/office/word/2020/wordml/sdtdatahash" xmlns:w16se="http://schemas.microsoft.com/office/word/2015/wordml/symex" xmlns:wpg="http://schemas.microsoft.com/office/word/2010/wordprocessingGroup" xmlns:wpi="http://schemas.microsoft.com/office/word/2010/wordprocessingInk" xmlns:wne="http://schemas.microsoft.com/office/word/2006/wordml" xmlns:wps="http://schemas.microsoft.com/office/word/2010/wordprocessingShape" mc:Ignorable="w14 w15 w16se w16cid w16 w16cex w16sdtdh w16du wp14">
   <w:p>
     <w:pPr>
       <w:pStyle w:val="Header"/>
@@ -1668,7 +1686,7 @@
         </mc:Choice>
         <mc:Fallback>
           <w:pict>
-            <v:rect w14:anchorId="14407253" id="Rectangle 10" o:spid="_x0000_s1026" style="position:absolute;margin-left:637.5pt;margin-top:0;width:231.75pt;height:77.95pt;z-index:251659264;visibility:visible;mso-wrap-style:square;mso-width-percent:0;mso-height-percent:0;mso-wrap-distance-left:9pt;mso-wrap-distance-top:0;mso-wrap-distance-right:9pt;mso-wrap-distance-bottom:0;mso-position-horizontal:absolute;mso-position-horizontal-relative:text;mso-position-vertical:absolute;mso-position-vertical-relative:text;mso-width-percent:0;mso-height-percent:0;mso-width-relative:margin;mso-height-relative:margin;v-text-anchor:middle" o:gfxdata="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" fillcolor="white [3201]" strokecolor="white [3212]" strokeweight="1pt">
+            <v:rect w14:anchorId="14407253" id="Rectangle 10" o:spid="_x0000_s1026" style="position:absolute;margin-left:637.5pt;margin-top:0;width:231.75pt;height:77.95pt;z-index:251659264;visibility:visible;mso-wrap-style:square;mso-width-percent:0;mso-height-percent:0;mso-wrap-distance-left:9pt;mso-wrap-distance-top:0;mso-wrap-distance-right:9pt;mso-wrap-distance-bottom:0;mso-position-horizontal:absolute;mso-position-horizontal-relative:text;mso-position-vertical:absolute;mso-position-vertical-relative:text;mso-width-percent:0;mso-height-percent:0;mso-width-relative:margin;mso-height-relative:margin;v-text-anchor:middle" o:gfxdata="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" fillcolor="white [3201]" strokecolor="white [3212]" strokeweight="1pt">
               <v:textbox>
                 <w:txbxContent>
                   <w:p>
@@ -2084,7 +2102,7 @@
               </v:formulas>
               <v:path gradientshapeok="t" limo="10800,10800" o:connecttype="custom" o:connectlocs="@8,0;0,@9;@8,@7;@6,@9" textboxrect="@3,@3,@4,@5"/>
             </v:shapetype>
-            <v:shape id="Flowchart: Alternate Process 2" o:spid="_x0000_s1027" type="#_x0000_t176" style="position:absolute;left:0;text-align:left;margin-left:-20.55pt;margin-top:49pt;width:299.85pt;height:25.1pt;z-index:251655168;visibility:visible;mso-wrap-style:square;mso-height-percent:0;mso-wrap-distance-left:9pt;mso-wrap-distance-top:0;mso-wrap-distance-right:9pt;mso-wrap-distance-bottom:0;mso-position-horizontal:absolute;mso-position-horizontal-relative:text;mso-position-vertical:absolute;mso-position-vertical-relative:text;mso-height-percent:0;mso-height-relative:margin;v-text-anchor:middle" o:gfxdata="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" fillcolor="white [3201]" strokecolor="white [3212]" strokeweight="1pt">
+            <v:shape id="Flowchart: Alternate Process 2" o:spid="_x0000_s1027" type="#_x0000_t176" style="position:absolute;left:0;text-align:left;margin-left:-20.55pt;margin-top:49pt;width:299.85pt;height:25.1pt;z-index:251655168;visibility:visible;mso-wrap-style:square;mso-height-percent:0;mso-wrap-distance-left:9pt;mso-wrap-distance-top:0;mso-wrap-distance-right:9pt;mso-wrap-distance-bottom:0;mso-position-horizontal:absolute;mso-position-horizontal-relative:text;mso-position-vertical:absolute;mso-position-vertical-relative:text;mso-height-percent:0;mso-height-relative:margin;v-text-anchor:middle" o:gfxdata="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" fillcolor="white [3201]" strokecolor="white [3212]" strokeweight="1pt">
               <v:textbox>
                 <w:txbxContent>
                   <w:p>
@@ -2145,8 +2163,8 @@
 </file>
 
 <file path=word/numbering.xml><?xml version="1.0" encoding="utf-8"?>
-<w:numbering xmlns:wpc="http://schemas.microsoft.com/office/word/2010/wordprocessingCanvas" xmlns:mc="http://schemas.openxmlformats.org/markup-compatibility/2006" xmlns:o="urn:schemas-microsoft-com:office:office" xmlns:r="http://schemas.openxmlformats.org/officeDocument/2006/relationships" xmlns:m="http://schemas.openxmlformats.org/officeDocument/2006/math" xmlns:v="urn:schemas-microsoft-com:vml" xmlns:wp14="http://schemas.microsoft.com/office/word/2010/wordprocessingDrawing" xmlns:wp="http://schemas.openxmlformats.org/drawingml/2006/wordprocessingDrawing" xmlns:w10="urn:schemas-microsoft-com:office:word" xmlns:w="http://schemas.openxmlformats.org/wordprocessingml/2006/main" xmlns:w14="http://schemas.microsoft.com/office/word/2010/wordml" xmlns:w15="http://schemas.microsoft.com/office/word/2012/wordml" xmlns:wpg="http://schemas.microsoft.com/office/word/2010/wordprocessingGroup" xmlns:wpi="http://schemas.microsoft.com/office/word/2010/wordprocessingInk" xmlns:wne="http://schemas.microsoft.com/office/word/2006/wordml" xmlns:wps="http://schemas.microsoft.com/office/word/2010/wordprocessingShape" mc:Ignorable="w14 w15 wp14">
-  <w:abstractNum w:abstractNumId="0">
+<w:numbering xmlns:wpc="http://schemas.microsoft.com/office/word/2010/wordprocessingCanvas" xmlns:cx="http://schemas.microsoft.com/office/drawing/2014/chartex" xmlns:cx1="http://schemas.microsoft.com/office/drawing/2015/9/8/chartex" xmlns:cx2="http://schemas.microsoft.com/office/drawing/2015/10/21/chartex" xmlns:cx3="http://schemas.microsoft.com/office/drawing/2016/5/9/chartex" xmlns:cx4="http://schemas.microsoft.com/office/drawing/2016/5/10/chartex" xmlns:cx5="http://schemas.microsoft.com/office/drawing/2016/5/11/chartex" xmlns:cx6="http://schemas.microsoft.com/office/drawing/2016/5/12/chartex" xmlns:cx7="http://schemas.microsoft.com/office/drawing/2016/5/13/chartex" xmlns:cx8="http://schemas.microsoft.com/office/drawing/2016/5/14/chartex" xmlns:mc="http://schemas.openxmlformats.org/markup-compatibility/2006" xmlns:aink="http://schemas.microsoft.com/office/drawing/2016/ink" xmlns:am3d="http://schemas.microsoft.com/office/drawing/2017/model3d" xmlns:o="urn:schemas-microsoft-com:office:office" xmlns:oel="http://schemas.microsoft.com/office/2019/extlst" xmlns:r="http://schemas.openxmlformats.org/officeDocument/2006/relationships" xmlns:m="http://schemas.openxmlformats.org/officeDocument/2006/math" xmlns:v="urn:schemas-microsoft-com:vml" xmlns:wp14="http://schemas.microsoft.com/office/word/2010/wordprocessingDrawing" xmlns:wp="http://schemas.openxmlformats.org/drawingml/2006/wordprocessingDrawing" xmlns:w10="urn:schemas-microsoft-com:office:word" xmlns:w="http://schemas.openxmlformats.org/wordprocessingml/2006/main" xmlns:w14="http://schemas.microsoft.com/office/word/2010/wordml" xmlns:w15="http://schemas.microsoft.com/office/word/2012/wordml" xmlns:w16cex="http://schemas.microsoft.com/office/word/2018/wordml/cex" xmlns:w16cid="http://schemas.microsoft.com/office/word/2016/wordml/cid" xmlns:w16="http://schemas.microsoft.com/office/word/2018/wordml" xmlns:w16du="http://schemas.microsoft.com/office/word/2023/wordml/word16du" xmlns:w16sdtdh="http://schemas.microsoft.com/office/word/2020/wordml/sdtdatahash" xmlns:w16se="http://schemas.microsoft.com/office/word/2015/wordml/symex" xmlns:wpg="http://schemas.microsoft.com/office/word/2010/wordprocessingGroup" xmlns:wpi="http://schemas.microsoft.com/office/word/2010/wordprocessingInk" xmlns:wne="http://schemas.microsoft.com/office/word/2006/wordml" xmlns:wps="http://schemas.microsoft.com/office/word/2010/wordprocessingShape" mc:Ignorable="w14 w15 w16se w16cid w16 w16cex w16sdtdh w16du wp14">
+  <w:abstractNum w:abstractNumId="0" w15:restartNumberingAfterBreak="0">
     <w:nsid w:val="19365752"/>
     <w:multiLevelType w:val="hybridMultilevel"/>
     <w:tmpl w:val="DFA0A576"/>
@@ -2235,7 +2253,7 @@
       </w:pPr>
     </w:lvl>
   </w:abstractNum>
-  <w:abstractNum w:abstractNumId="1">
+  <w:abstractNum w:abstractNumId="1" w15:restartNumberingAfterBreak="0">
     <w:nsid w:val="19495CFF"/>
     <w:multiLevelType w:val="hybridMultilevel"/>
     <w:tmpl w:val="79CC075A"/>
@@ -2286,7 +2304,7 @@
       <w:lvlJc w:val="left"/>
     </w:lvl>
   </w:abstractNum>
-  <w:abstractNum w:abstractNumId="2">
+  <w:abstractNum w:abstractNumId="2" w15:restartNumberingAfterBreak="0">
     <w:nsid w:val="66334873"/>
     <w:multiLevelType w:val="hybridMultilevel"/>
     <w:tmpl w:val="71B6F7D8"/>
@@ -2337,7 +2355,7 @@
       <w:lvlJc w:val="left"/>
     </w:lvl>
   </w:abstractNum>
-  <w:abstractNum w:abstractNumId="3">
+  <w:abstractNum w:abstractNumId="3" w15:restartNumberingAfterBreak="0">
     <w:nsid w:val="74B0DC51"/>
     <w:multiLevelType w:val="hybridMultilevel"/>
     <w:tmpl w:val="22FA3D1C"/>
@@ -2388,23 +2406,23 @@
       <w:lvlJc w:val="left"/>
     </w:lvl>
   </w:abstractNum>
-  <w:num w:numId="1">
+  <w:num w:numId="1" w16cid:durableId="534972821">
     <w:abstractNumId w:val="2"/>
   </w:num>
-  <w:num w:numId="2">
+  <w:num w:numId="2" w16cid:durableId="1249578555">
     <w:abstractNumId w:val="3"/>
   </w:num>
-  <w:num w:numId="3">
+  <w:num w:numId="3" w16cid:durableId="1104037780">
     <w:abstractNumId w:val="1"/>
   </w:num>
-  <w:num w:numId="4">
+  <w:num w:numId="4" w16cid:durableId="942419173">
     <w:abstractNumId w:val="0"/>
   </w:num>
 </w:numbering>
 </file>
 
 <file path=word/styles.xml><?xml version="1.0" encoding="utf-8"?>
-<w:styles xmlns:mc="http://schemas.openxmlformats.org/markup-compatibility/2006" xmlns:r="http://schemas.openxmlformats.org/officeDocument/2006/relationships" xmlns:w="http://schemas.openxmlformats.org/wordprocessingml/2006/main" xmlns:w14="http://schemas.microsoft.com/office/word/2010/wordml" xmlns:w15="http://schemas.microsoft.com/office/word/2012/wordml" mc:Ignorable="w14 w15">
+<w:styles xmlns:mc="http://schemas.openxmlformats.org/markup-compatibility/2006" xmlns:r="http://schemas.openxmlformats.org/officeDocument/2006/relationships" xmlns:w="http://schemas.openxmlformats.org/wordprocessingml/2006/main" xmlns:w14="http://schemas.microsoft.com/office/word/2010/wordml" xmlns:w15="http://schemas.microsoft.com/office/word/2012/wordml" xmlns:w16cex="http://schemas.microsoft.com/office/word/2018/wordml/cex" xmlns:w16cid="http://schemas.microsoft.com/office/word/2016/wordml/cid" xmlns:w16="http://schemas.microsoft.com/office/word/2018/wordml" xmlns:w16du="http://schemas.microsoft.com/office/word/2023/wordml/word16du" xmlns:w16sdtdh="http://schemas.microsoft.com/office/word/2020/wordml/sdtdatahash" xmlns:w16se="http://schemas.microsoft.com/office/word/2015/wordml/symex" mc:Ignorable="w14 w15 w16se w16cid w16 w16cex w16sdtdh w16du">
   <w:docDefaults>
     <w:rPrDefault>
       <w:rPr>
@@ -2416,7 +2434,7 @@
     </w:rPrDefault>
     <w:pPrDefault/>
   </w:docDefaults>
-  <w:latentStyles w:defLockedState="0" w:defUIPriority="99" w:defSemiHidden="0" w:defUnhideWhenUsed="0" w:defQFormat="0" w:count="371">
+  <w:latentStyles w:defLockedState="0" w:defUIPriority="99" w:defSemiHidden="0" w:defUnhideWhenUsed="0" w:defQFormat="0" w:count="376">
     <w:lsdException w:name="Normal" w:uiPriority="0" w:qFormat="1"/>
     <w:lsdException w:name="heading 1" w:uiPriority="9" w:qFormat="1"/>
     <w:lsdException w:name="heading 2" w:semiHidden="1" w:uiPriority="9" w:unhideWhenUsed="1" w:qFormat="1"/>
@@ -2788,6 +2806,11 @@
     <w:lsdException w:name="List Table 5 Dark Accent 6" w:uiPriority="50"/>
     <w:lsdException w:name="List Table 6 Colorful Accent 6" w:uiPriority="51"/>
     <w:lsdException w:name="List Table 7 Colorful Accent 6" w:uiPriority="52"/>
+    <w:lsdException w:name="Mention" w:semiHidden="1" w:unhideWhenUsed="1"/>
+    <w:lsdException w:name="Smart Hyperlink" w:semiHidden="1" w:unhideWhenUsed="1"/>
+    <w:lsdException w:name="Hashtag" w:semiHidden="1" w:unhideWhenUsed="1"/>
+    <w:lsdException w:name="Unresolved Mention" w:semiHidden="1" w:unhideWhenUsed="1"/>
+    <w:lsdException w:name="Smart Link" w:semiHidden="1" w:unhideWhenUsed="1"/>
   </w:latentStyles>
   <w:style w:type="paragraph" w:default="1" w:styleId="Normal">
     <w:name w:val="Normal"/>
@@ -2796,7 +2819,6 @@
   <w:style w:type="character" w:default="1" w:styleId="DefaultParagraphFont">
     <w:name w:val="Default Paragraph Font"/>
     <w:uiPriority w:val="1"/>
-    <w:semiHidden/>
     <w:unhideWhenUsed/>
   </w:style>
   <w:style w:type="table" w:default="1" w:styleId="TableNormal">
@@ -2825,7 +2847,6 @@
     <w:basedOn w:val="TableNormal"/>
     <w:rsid w:val="00E11788"/>
     <w:tblPr>
-      <w:tblInd w:w="0" w:type="dxa"/>
       <w:tblBorders>
         <w:top w:val="single" w:sz="4" w:space="0" w:color="auto"/>
         <w:left w:val="single" w:sz="4" w:space="0" w:color="auto"/>
@@ -2834,12 +2855,6 @@
         <w:insideH w:val="single" w:sz="4" w:space="0" w:color="auto"/>
         <w:insideV w:val="single" w:sz="4" w:space="0" w:color="auto"/>
       </w:tblBorders>
-      <w:tblCellMar>
-        <w:top w:w="0" w:type="dxa"/>
-        <w:left w:w="108" w:type="dxa"/>
-        <w:bottom w:w="0" w:type="dxa"/>
-        <w:right w:w="108" w:type="dxa"/>
-      </w:tblCellMar>
     </w:tblPr>
   </w:style>
   <w:style w:type="paragraph" w:styleId="Header">
@@ -3009,8 +3024,8 @@
       <w:u w:val="single"/>
     </w:rPr>
   </w:style>
-  <w:style w:type="character" w:customStyle="1" w:styleId="UnresolvedMention">
-    <w:name w:val="Unresolved Mention"/>
+  <w:style w:type="character" w:customStyle="1" w:styleId="UnresolvedMention1">
+    <w:name w:val="Unresolved Mention1"/>
     <w:basedOn w:val="DefaultParagraphFont"/>
     <w:uiPriority w:val="99"/>
     <w:semiHidden/>
